--- a/LiveTimer_Brochure_v2.docx
+++ b/LiveTimer_Brochure_v2.docx
@@ -39,6 +39,9 @@
         <w:spacing w:after="120"/>
       </w:pPr>
       <w:r>
+        <w:rPr>
+          <w:noProof/>
+        </w:rPr>
         <w:drawing>
           <wp:inline distT="0" distB="0" distL="0" distR="0" wp14:anchorId="668A4C84" wp14:editId="500C2B16">
             <wp:extent cx="6461576" cy="2649722"/>
@@ -273,6 +276,9 @@
       </w:tr>
     </w:tbl>
     <w:p>
+      <w:pPr>
+        <w:jc w:val="center"/>
+      </w:pPr>
       <w:r>
         <w:br w:type="page"/>
       </w:r>
@@ -282,9 +288,9 @@
         </w:rPr>
         <w:lastRenderedPageBreak/>
         <w:drawing>
-          <wp:inline distT="0" distB="0" distL="0" distR="0" wp14:anchorId="38FF7E25" wp14:editId="50D1360D">
-            <wp:extent cx="6404610" cy="2896235"/>
-            <wp:effectExtent l="0" t="0" r="0" b="0"/>
+          <wp:inline distT="0" distB="0" distL="0" distR="0" wp14:anchorId="38FF7E25" wp14:editId="281B897B">
+            <wp:extent cx="4564160" cy="2896181"/>
+            <wp:effectExtent l="0" t="0" r="8255" b="0"/>
             <wp:docPr id="507913113" name="Picture 1" descr="Break&#10;&#10;AI-generated content may be incorrect."/>
             <wp:cNvGraphicFramePr>
               <a:graphicFrameLocks xmlns:a="http://schemas.openxmlformats.org/drawingml/2006/main" noChangeAspect="1"/>
@@ -296,20 +302,29 @@
                     <pic:cNvPr id="507913113" name="Picture 1" descr="Break&#10;&#10;AI-generated content may be incorrect."/>
                     <pic:cNvPicPr/>
                   </pic:nvPicPr>
-                  <pic:blipFill>
+                  <pic:blipFill rotWithShape="1">
                     <a:blip r:embed="rId7"/>
+                    <a:srcRect l="11423" r="11423"/>
                     <a:stretch>
                       <a:fillRect/>
                     </a:stretch>
                   </pic:blipFill>
-                  <pic:spPr>
+                  <pic:spPr bwMode="auto">
                     <a:xfrm>
                       <a:off x="0" y="0"/>
-                      <a:ext cx="6404610" cy="2896235"/>
+                      <a:ext cx="4567198" cy="2898108"/>
                     </a:xfrm>
                     <a:prstGeom prst="rect">
                       <a:avLst/>
                     </a:prstGeom>
+                    <a:ln>
+                      <a:noFill/>
+                    </a:ln>
+                    <a:extLst>
+                      <a:ext uri="{53640926-AAD7-44D8-BBD7-CCE9431645EC}">
+                        <a14:shadowObscured xmlns:a14="http://schemas.microsoft.com/office/drawing/2010/main"/>
+                      </a:ext>
+                    </a:extLst>
                   </pic:spPr>
                 </pic:pic>
               </a:graphicData>
